--- a/example/SaaS-GC.docx
+++ b/example/SaaS-GC.docx
@@ -4097,8 +4097,8 @@
 </file>
 
 <file path=customXml/item2.xml><?xml version="1.0" encoding="utf-8"?>
-<ct:contentTypeSchema xmlns:ct="http://schemas.microsoft.com/office/2006/metadata/contentType" xmlns:ma="http://schemas.microsoft.com/office/2006/metadata/properties/metaAttributes" ct:_="" ma:_="" ma:contentTypeName="Document" ma:contentTypeID="0x010100D6773F011C44794EBD166792D78297B2" ma:contentTypeVersion="11" ma:contentTypeDescription="Create a new document." ma:contentTypeScope="" ma:versionID="3820cfa27876710366705819bfadb0e3">
-  <xsd:schema xmlns:xsd="http://www.w3.org/2001/XMLSchema" xmlns:xs="http://www.w3.org/2001/XMLSchema" xmlns:p="http://schemas.microsoft.com/office/2006/metadata/properties" xmlns:ns2="c94c4ac8-faf4-477a-b4e6-6adaeda6e30a" xmlns:ns3="585e1850-a672-4c59-9766-e6f9b47acd25" targetNamespace="http://schemas.microsoft.com/office/2006/metadata/properties" ma:root="true" ma:fieldsID="499fff40122d1a2e24091cbf6e45c141" ns2:_="" ns3:_="">
+<ct:contentTypeSchema xmlns:ct="http://schemas.microsoft.com/office/2006/metadata/contentType" xmlns:ma="http://schemas.microsoft.com/office/2006/metadata/properties/metaAttributes" ct:_="" ma:_="" ma:contentTypeName="Document" ma:contentTypeID="0x010100D6773F011C44794EBD166792D78297B2" ma:contentTypeVersion="12" ma:contentTypeDescription="Create a new document." ma:contentTypeScope="" ma:versionID="924e01df0830d19d38794b997287697d">
+  <xsd:schema xmlns:xsd="http://www.w3.org/2001/XMLSchema" xmlns:xs="http://www.w3.org/2001/XMLSchema" xmlns:p="http://schemas.microsoft.com/office/2006/metadata/properties" xmlns:ns2="c94c4ac8-faf4-477a-b4e6-6adaeda6e30a" xmlns:ns3="585e1850-a672-4c59-9766-e6f9b47acd25" targetNamespace="http://schemas.microsoft.com/office/2006/metadata/properties" ma:root="true" ma:fieldsID="218a2e1aeb847931f1062bfae9f981d2" ns2:_="" ns3:_="">
     <xsd:import namespace="c94c4ac8-faf4-477a-b4e6-6adaeda6e30a"/>
     <xsd:import namespace="585e1850-a672-4c59-9766-e6f9b47acd25"/>
     <xsd:element name="properties">
@@ -4117,6 +4117,7 @@
                 <xsd:element ref="ns2:lcf76f155ced4ddcb4097134ff3c332f" minOccurs="0"/>
                 <xsd:element ref="ns3:TaxCatchAll" minOccurs="0"/>
                 <xsd:element ref="ns2:MediaServiceOCR" minOccurs="0"/>
+                <xsd:element ref="ns2:MediaServiceLocation" minOccurs="0"/>
               </xsd:all>
             </xsd:complexType>
           </xsd:element>
@@ -4174,6 +4175,11 @@
         <xsd:restriction base="dms:Note">
           <xsd:maxLength value="255"/>
         </xsd:restriction>
+      </xsd:simpleType>
+    </xsd:element>
+    <xsd:element name="MediaServiceLocation" ma:index="19" nillable="true" ma:displayName="Location" ma:indexed="true" ma:internalName="MediaServiceLocation" ma:readOnly="true">
+      <xsd:simpleType>
+        <xsd:restriction base="dms:Text"/>
       </xsd:simpleType>
     </xsd:element>
   </xsd:schema>
@@ -4311,22 +4317,7 @@
 </file>
 
 <file path=customXml/itemProps2.xml><?xml version="1.0" encoding="utf-8"?>
-<ds:datastoreItem xmlns:ds="http://schemas.openxmlformats.org/officeDocument/2006/customXml" ds:itemID="{A8FDFFFF-1403-4F12-AB29-5A449B5F05BC}">
-  <ds:schemaRefs>
-    <ds:schemaRef ds:uri="http://schemas.microsoft.com/office/2006/metadata/contentType"/>
-    <ds:schemaRef ds:uri="http://schemas.microsoft.com/office/2006/metadata/properties/metaAttributes"/>
-    <ds:schemaRef ds:uri="http://www.w3.org/2001/XMLSchema"/>
-    <ds:schemaRef ds:uri="http://schemas.microsoft.com/office/2006/metadata/properties"/>
-    <ds:schemaRef ds:uri="c94c4ac8-faf4-477a-b4e6-6adaeda6e30a"/>
-    <ds:schemaRef ds:uri="585e1850-a672-4c59-9766-e6f9b47acd25"/>
-    <ds:schemaRef ds:uri="http://schemas.microsoft.com/office/2006/documentManagement/types"/>
-    <ds:schemaRef ds:uri="http://schemas.microsoft.com/office/infopath/2007/PartnerControls"/>
-    <ds:schemaRef ds:uri="http://schemas.openxmlformats.org/package/2006/metadata/core-properties"/>
-    <ds:schemaRef ds:uri="http://purl.org/dc/elements/1.1/"/>
-    <ds:schemaRef ds:uri="http://purl.org/dc/terms/"/>
-    <ds:schemaRef ds:uri="http://schemas.microsoft.com/internal/obd"/>
-  </ds:schemaRefs>
-</ds:datastoreItem>
+<ds:datastoreItem xmlns:ds="http://schemas.openxmlformats.org/officeDocument/2006/customXml" ds:itemID="{B352A13E-E188-413E-A728-8E731F382B75}"/>
 </file>
 
 <file path=customXml/itemProps3.xml><?xml version="1.0" encoding="utf-8"?>
